--- a/docs/Git回退版本操作指南.docx
+++ b/docs/Git回退版本操作指南.docx
@@ -30,7 +30,7 @@
           <w:color w:val="1F3B57"/>
           <w:sz w:val="60"/>
         </w:rPr>
-        <w:t>Git 回退版本操作指南</w:t>
+        <w:t>Git回退版本操作指南</w:t>
       </w:r>
     </w:p>
     <w:p>
@@ -52,7 +52,7 @@
           <w:color w:val="5A5A5A"/>
           <w:sz w:val="20"/>
         </w:rPr>
-        <w:t>适用项目：ice-tower-jump（Godot 4.7.2）</w:t>
+        <w:t>适用项目：元素之境（目录仍叫 ice-tower-jump，Godot 4.7.2）</w:t>
       </w:r>
     </w:p>
     <w:p>
@@ -66,7 +66,7 @@
           <w:color w:val="5A5A5A"/>
           <w:sz w:val="20"/>
         </w:rPr>
-        <w:t>远端：https://github.com/Hanson16r/ice-tower-jump.git · 分支：main</w:t>
+        <w:t>远端：https://github.com/Hanson16r/elemental_leap.git · 分支：main</w:t>
       </w:r>
     </w:p>
     <w:p>
@@ -2027,7 +2027,7 @@
           <w:color w:val="222833"/>
           <w:sz w:val="17"/>
         </w:rPr>
-        <w:t>https://github.com/Hanson16r/ice-tower-jump/archive/7eaf237.zip</w:t>
+        <w:t>https://github.com/Hanson16r/elemental_leap/archive/7eaf237.zip</w:t>
       </w:r>
     </w:p>
     <w:p>
@@ -2132,7 +2132,7 @@
           <w:color w:val="222833"/>
           <w:sz w:val="17"/>
         </w:rPr>
-        <w:t>git clone https://github.com/Hanson16r/ice-tower-jump.git ice-tower-jump-旧版</w:t>
+        <w:t>git clone https://github.com/Hanson16r/elemental_leap.git ice-tower-jump-旧版</w:t>
       </w:r>
       <w:r>
         <w:rPr>
